--- a/docs/技术文档/系统架构图.docx
+++ b/docs/技术文档/系统架构图.docx
@@ -13,7 +13,7 @@
           <w:color w:val="0B3D80"/>
           <w:sz w:val="32"/>
         </w:rPr>
-        <w:t>银鹭·AI银行副驾 · 系统架构图</w:t>
+        <w:t>银枢·AI银行副驾 · 系统架构图</w:t>
       </w:r>
     </w:p>
     <w:p>
@@ -81,7 +81,7 @@
           <w:b w:val="0"/>
           <w:sz w:val="20"/>
         </w:rPr>
-        <w:t>对话区（自然语言输入/过程时间线/待确认卡片）与仿真手机银行（卡、账单、理财、安全中心）</w:t>
+        <w:t>对话区（自然语言/过程时间线/待确认卡片）与仿真手机银行</w:t>
       </w:r>
     </w:p>
     <w:p>
@@ -102,7 +102,7 @@
           <w:b w:val="0"/>
           <w:sz w:val="20"/>
         </w:rPr>
-        <w:t>HTTP + SSE 流式事件；接口：/api/chat、/api/state、/api/action/confirm、/api/action/cancel、/api/security、/api/audit、/api/reset</w:t>
+        <w:t>HTTP + SSE；APP 主界面与 IM 文本通道（/api/im/webhook）接入同一内核</w:t>
       </w:r>
     </w:p>
     <w:p>
@@ -123,7 +123,7 @@
           <w:b w:val="0"/>
           <w:sz w:val="20"/>
         </w:rPr>
-        <w:t>Agent 编排器按 think → intent → plan → tool_call → tool_result → confirm 推进；意图只做规划，不直接改数据</w:t>
+        <w:t>think → intent → plan → tool_call → tool_result → confirm；复杂任务拆为子任务 DAG 按波次执行</w:t>
       </w:r>
     </w:p>
     <w:p>
@@ -144,7 +144,7 @@
           <w:b w:val="0"/>
           <w:sz w:val="20"/>
         </w:rPr>
-        <w:t>风控规则引擎（10 条规则）、账单引擎（统计与异常识别）、理财引擎（测评与适当性）、跨场景引擎（选品）</w:t>
+        <w:t>风控规则引擎（10 条）、账单引擎（统计与评分制异常识别）、理财引擎（测评与适当性）、跨场景引擎（选品）</w:t>
       </w:r>
     </w:p>
     <w:p>
@@ -165,7 +165,7 @@
           <w:b w:val="0"/>
           <w:sz w:val="20"/>
         </w:rPr>
-        <w:t>安全门禁判定 硬阻断&gt;业务拒绝&gt;二次确认&gt;直接执行；动作层是唯一发生资金变动的地方（待确认单、验证码、执行前二次校验）</w:t>
+        <w:t>安全门禁：硬阻断&gt;业务拒绝&gt;二次确认&gt;直接执行；动作层是唯一动资金的地方（待确认单/多因子/执行前二次校验/取消与回退）</w:t>
       </w:r>
     </w:p>
     <w:p>
